--- a/BACKUP&RECOVERY/08장/08장_ARCHIVELOG_복구_데이터파일_완전복구.docx
+++ b/BACKUP&RECOVERY/08장/08장_ARCHIVELOG_복구_데이터파일_완전복구.docx
@@ -478,7 +478,7 @@
                 <w:color w:val="E6E6E6"/>
                 <w:sz w:val="19"/>
               </w:rPr>
-              <w:t>Archive destination            /u02/arch1</w:t>
+              <w:t>Archive destination            /home/oracle/arch1</w:t>
             </w:r>
           </w:p>
           <w:p>
@@ -618,7 +618,7 @@
                 <w:color w:val="E6E6E6"/>
                 <w:sz w:val="19"/>
               </w:rPr>
-              <w:t xml:space="preserve">        19 /u02/arch1/1_19_1200530011.dbf          11-MAY-25</w:t>
+              <w:t xml:space="preserve">        19 /home/oracle/arch1/arch_1_19_1200533800.arc          11-MAY-25</w:t>
             </w:r>
           </w:p>
           <w:p>
@@ -632,7 +632,7 @@
                 <w:color w:val="E6E6E6"/>
                 <w:sz w:val="19"/>
               </w:rPr>
-              <w:t xml:space="preserve">        18 /u02/arch1/1_18_1200530011.dbf          11-MAY-25</w:t>
+              <w:t xml:space="preserve">        18 /home/oracle/arch1/arch_1_18_1200533800.arc          11-MAY-25</w:t>
             </w:r>
           </w:p>
           <w:p>
@@ -646,7 +646,7 @@
                 <w:color w:val="E6E6E6"/>
                 <w:sz w:val="19"/>
               </w:rPr>
-              <w:t xml:space="preserve">        17 /u02/arch1/1_17_1200530011.dbf          11-MAY-25</w:t>
+              <w:t xml:space="preserve">        17 /home/oracle/arch1/arch_1_17_1200533800.arc          11-MAY-25</w:t>
             </w:r>
           </w:p>
         </w:tc>
@@ -1905,7 +1905,7 @@
                 <w:color w:val="E6E6E6"/>
                 <w:sz w:val="19"/>
               </w:rPr>
-              <w:t>SYS@orcl&gt; !rm -f /u01/app/oracle/oradata/ORCL/users01.dbf</w:t>
+              <w:t>SYS@orcl&gt; ALTER SYSTEM FLUSH BUFFER_CACHE;</w:t>
             </w:r>
           </w:p>
           <w:p>
@@ -1919,7 +1919,7 @@
                 <w:color w:val="E6E6E6"/>
                 <w:sz w:val="19"/>
               </w:rPr>
-              <w:t>SYS@orcl&gt; ALTER SYSTEM FLUSH BUFFER_CACHE;</w:t>
+              <w:t>SYS@orcl&gt; !rm -f /u01/app/oracle/oradata/orcl/users01.dbf</w:t>
             </w:r>
           </w:p>
           <w:p>
@@ -2017,7 +2017,7 @@
                 <w:color w:val="E6E6E6"/>
                 <w:sz w:val="19"/>
               </w:rPr>
-              <w:t>ORA-01110: data file 7: '/u01/app/oracle/oradata/ORCL/users01.dbf'</w:t>
+              <w:t>ORA-01110: data file 7: '/u01/app/oracle/oradata/orcl/users01.dbf'</w:t>
             </w:r>
           </w:p>
           <w:p>
@@ -2213,7 +2213,7 @@
                 <w:color w:val="E6E6E6"/>
                 <w:sz w:val="19"/>
               </w:rPr>
-              <w:t xml:space="preserve">         7 /u01/app/oracle/oradata/ORCL/users01.dbf      RECOVER</w:t>
+              <w:t xml:space="preserve">         7 /u01/app/oracle/oradata/orcl/users01.dbf      RECOVER</w:t>
             </w:r>
           </w:p>
         </w:tc>
@@ -2431,7 +2431,7 @@
                 <w:color w:val="E6E6E6"/>
                 <w:sz w:val="19"/>
               </w:rPr>
-              <w:t>SYS@orcl&gt; !cp -p /home/oracle/backup/ch08/users01.dbf /u01/app/oracle/oradata/ORCL/</w:t>
+              <w:t>SYS@orcl&gt; !cp -p /home/oracle/backup/ch08/users01.dbf /u01/app/oracle/oradata/orcl/</w:t>
             </w:r>
           </w:p>
           <w:p>
@@ -2953,7 +2953,7 @@
                 <w:color w:val="E6E6E6"/>
                 <w:sz w:val="19"/>
               </w:rPr>
-              <w:t>SYS@orcl&gt; !cp -p /home/oracle/backup/ch08/users02.dbf /u01/app/oracle/oradata/ORCL/</w:t>
+              <w:t>SYS@orcl&gt; !cp -p /home/oracle/backup/ch08/users02.dbf /u01/app/oracle/oradata/orcl/</w:t>
             </w:r>
           </w:p>
           <w:p>
@@ -3904,7 +3904,7 @@
                 <w:color w:val="E6E6E6"/>
                 <w:sz w:val="19"/>
               </w:rPr>
-              <w:t>SYS@orcl&gt; !rm -f /u01/app/oracle/oradata/ORCL/hist01.dbf</w:t>
+              <w:t>SYS@orcl&gt; ALTER SYSTEM FLUSH BUFFER_CACHE;</w:t>
             </w:r>
           </w:p>
           <w:p>
@@ -4002,7 +4002,7 @@
                 <w:color w:val="E6E6E6"/>
                 <w:sz w:val="19"/>
               </w:rPr>
-              <w:t>ORA-01110: data file 10: '/u01/app/oracle/oradata/ORCL/hist01.dbf'</w:t>
+              <w:t>ORA-01110: data file 10: '/u01/app/oracle/oradata/orcl/hist01.dbf'</w:t>
             </w:r>
           </w:p>
           <w:p>
@@ -4030,7 +4030,7 @@
                 <w:color w:val="E6E6E6"/>
                 <w:sz w:val="19"/>
               </w:rPr>
-              <w:t>SYS@orcl&gt; !cp -p /home/oracle/backup/ch08/hist01.dbf /u01/app/oracle/oradata/ORCL/</w:t>
+              <w:t>SYS@orcl&gt; !cp -p /home/oracle/backup/ch08/hist01.dbf /u01/app/oracle/oradata/orcl/</w:t>
             </w:r>
           </w:p>
           <w:p>
@@ -4620,7 +4620,7 @@
                 <w:color w:val="E6E6E6"/>
                 <w:sz w:val="19"/>
               </w:rPr>
-              <w:t xml:space="preserve">                 /home/oracle/backup/ch08/users02.dbf /u01/app/oracle/oradata/ORCL/</w:t>
+              <w:t xml:space="preserve">                 /home/oracle/backup/ch08/users02.dbf /u01/app/oracle/oradata/orcl/</w:t>
             </w:r>
           </w:p>
           <w:p>
@@ -5509,7 +5509,7 @@
                 <w:color w:val="E6E6E6"/>
                 <w:sz w:val="19"/>
               </w:rPr>
-              <w:t xml:space="preserve">  2    DATAFILE '/u01/app/oracle/oradata/ORCL/tbs01.dbf' SIZE 20M;</w:t>
+              <w:t xml:space="preserve">  2    DATAFILE '/u01/app/oracle/oradata/orcl/tbs01.dbf' SIZE 20M;</w:t>
             </w:r>
           </w:p>
           <w:p>
@@ -5663,7 +5663,7 @@
                 <w:color w:val="E6E6E6"/>
                 <w:sz w:val="19"/>
               </w:rPr>
-              <w:t xml:space="preserve">        11 /u01/app/oracle/oradata/ORCL/tbs01.dbf              2404180 11-MAY-25</w:t>
+              <w:t xml:space="preserve">        11 /u01/app/oracle/oradata/orcl/tbs01.dbf              2404180 11-MAY-25</w:t>
             </w:r>
           </w:p>
           <w:p>
@@ -5890,7 +5890,7 @@
                 <w:color w:val="E6E6E6"/>
                 <w:sz w:val="19"/>
               </w:rPr>
-              <w:t>SYS@orcl&gt; !rm -f /u01/app/oracle/oradata/ORCL/tbs01.dbf</w:t>
+              <w:t>SYS@orcl&gt; !rm -f /u01/app/oracle/oradata/orcl/tbs01.dbf</w:t>
             </w:r>
           </w:p>
           <w:p>
@@ -5904,7 +5904,7 @@
                 <w:color w:val="E6E6E6"/>
                 <w:sz w:val="19"/>
               </w:rPr>
-              <w:t>SYS@orcl&gt; ALTER SYSTEM FLUSH BUFFER_CACHE;</w:t>
+              <w:t>SYS@orcl&gt; !rm -f /u01/app/oracle/oradata/orcl/hist01.dbf</w:t>
             </w:r>
           </w:p>
           <w:p>
@@ -5960,7 +5960,7 @@
                 <w:color w:val="E6E6E6"/>
                 <w:sz w:val="19"/>
               </w:rPr>
-              <w:t>ORA-01110: data file 11: '/u01/app/oracle/oradata/ORCL/tbs01.dbf'</w:t>
+              <w:t>ORA-01110: data file 11: '/u01/app/oracle/oradata/orcl/tbs01.dbf'</w:t>
             </w:r>
           </w:p>
           <w:p>
@@ -6044,7 +6044,7 @@
                 <w:color w:val="E6E6E6"/>
                 <w:sz w:val="19"/>
               </w:rPr>
-              <w:t xml:space="preserve">  2  AS '/u01/app/oracle/oradata/ORCL/tbs01.dbf';</w:t>
+              <w:t xml:space="preserve">  2  AS '/u01/app/oracle/oradata/orcl/tbs01.dbf';</w:t>
             </w:r>
           </w:p>
           <w:p>
@@ -6086,7 +6086,7 @@
                 <w:color w:val="E6E6E6"/>
                 <w:sz w:val="19"/>
               </w:rPr>
-              <w:t>SYS@orcl&gt; !ls -l /u01/app/oracle/oradata/ORCL/tbs01.dbf</w:t>
+              <w:t>SYS@orcl&gt; !ls -l /u01/app/oracle/oradata/orcl/tbs01.dbf</w:t>
             </w:r>
           </w:p>
           <w:p>
@@ -6100,7 +6100,7 @@
                 <w:color w:val="E6E6E6"/>
                 <w:sz w:val="19"/>
               </w:rPr>
-              <w:t>-rw-r-----. 1 oracle oinstall 20979712 May 11 09:22 tbs01.dbf</w:t>
+              <w:t>-rw-r-----. 1 oracle dba 20979712 May 11 09:22 tbs01.dbf</w:t>
             </w:r>
           </w:p>
           <w:p>
@@ -6663,7 +6663,7 @@
                 <w:color w:val="E6E6E6"/>
                 <w:sz w:val="19"/>
               </w:rPr>
-              <w:t>SYS@orcl&gt; !mkdir -p /u02/oradata/ORCL</w:t>
+              <w:t>SYS@orcl&gt; !mkdir -p /u02/oradata/orcl</w:t>
             </w:r>
           </w:p>
           <w:p>
@@ -6677,7 +6677,7 @@
                 <w:color w:val="E6E6E6"/>
                 <w:sz w:val="19"/>
               </w:rPr>
-              <w:t>SYS@orcl&gt; !cp -p /home/oracle/backup/ch08/users01.dbf /u02/oradata/ORCL/</w:t>
+              <w:t>SYS@orcl&gt; !cp -p /home/oracle/backup/ch08/users01.dbf /u02/oradata/orcl/</w:t>
             </w:r>
           </w:p>
           <w:p>
@@ -6719,7 +6719,7 @@
                 <w:color w:val="E6E6E6"/>
                 <w:sz w:val="19"/>
               </w:rPr>
-              <w:t xml:space="preserve">  2    '/u01/app/oracle/oradata/ORCL/users01.dbf'</w:t>
+              <w:t xml:space="preserve">  2    '/u01/app/oracle/oradata/orcl/users01.dbf'</w:t>
             </w:r>
           </w:p>
           <w:p>
@@ -6733,7 +6733,7 @@
                 <w:color w:val="E6E6E6"/>
                 <w:sz w:val="19"/>
               </w:rPr>
-              <w:t xml:space="preserve">  3  TO '/u02/oradata/ORCL/users01.dbf';</w:t>
+              <w:t xml:space="preserve">  3  TO '/u02/oradata/orcl/users01.dbf';</w:t>
             </w:r>
           </w:p>
           <w:p>
@@ -6831,7 +6831,7 @@
                 <w:color w:val="E6E6E6"/>
                 <w:sz w:val="19"/>
               </w:rPr>
-              <w:t xml:space="preserve">         7 /u02/oradata/ORCL/users01.dbf                 OFFLINE</w:t>
+              <w:t xml:space="preserve">         7 /u02/oradata/orcl/users01.dbf                 OFFLINE</w:t>
             </w:r>
           </w:p>
           <w:p>
@@ -7152,7 +7152,7 @@
                 <w:color w:val="E6E6E6"/>
                 <w:sz w:val="19"/>
               </w:rPr>
-              <w:t xml:space="preserve">         7 /u02/oradata/ORCL/users01.dbf</w:t>
+              <w:t xml:space="preserve">         7 /u02/oradata/orcl/users01.dbf</w:t>
             </w:r>
           </w:p>
           <w:p>
@@ -7194,7 +7194,7 @@
                 <w:color w:val="E6E6E6"/>
                 <w:sz w:val="19"/>
               </w:rPr>
-              <w:t xml:space="preserve">  2    '/u02/oradata/ORCL/users01.dbf'</w:t>
+              <w:t xml:space="preserve">  2    '/u02/oradata/orcl/users01.dbf'</w:t>
             </w:r>
           </w:p>
           <w:p>
@@ -7208,7 +7208,7 @@
                 <w:color w:val="E6E6E6"/>
                 <w:sz w:val="19"/>
               </w:rPr>
-              <w:t xml:space="preserve">  3  TO '/u01/app/oracle/oradata/ORCL/users01.dbf';</w:t>
+              <w:t xml:space="preserve">  3  TO '/u01/app/oracle/oradata/orcl/users01.dbf';</w:t>
             </w:r>
           </w:p>
           <w:p>
@@ -7306,7 +7306,7 @@
                 <w:color w:val="E6E6E6"/>
                 <w:sz w:val="19"/>
               </w:rPr>
-              <w:t xml:space="preserve">         7 /u01/app/oracle/oradata/ORCL/users01.dbf      ONLINE</w:t>
+              <w:t xml:space="preserve">         7 /u01/app/oracle/oradata/orcl/users01.dbf      ONLINE</w:t>
             </w:r>
           </w:p>
           <w:p>
@@ -7334,7 +7334,7 @@
                 <w:color w:val="E6E6E6"/>
                 <w:sz w:val="19"/>
               </w:rPr>
-              <w:t>SYS@orcl&gt; !ls /u02/oradata/ORCL/users01.dbf</w:t>
+              <w:t>SYS@orcl&gt; !ls /u02/oradata/orcl/users01.dbf</w:t>
             </w:r>
           </w:p>
           <w:p>
@@ -7348,7 +7348,7 @@
                 <w:color w:val="E6E6E6"/>
                 <w:sz w:val="19"/>
               </w:rPr>
-              <w:t>ls: cannot access '/u02/oradata/ORCL/users01.dbf': No such file or directory</w:t>
+              <w:t>ls: cannot access '/u02/oradata/orcl/users01.dbf': No such file or directory</w:t>
             </w:r>
           </w:p>
           <w:p>
@@ -7666,7 +7666,7 @@
                 <w:color w:val="E6E6E6"/>
                 <w:sz w:val="19"/>
               </w:rPr>
-              <w:t>CONTROL  /u01/app/oracle/oradata/ORCL/control01.ctl</w:t>
+              <w:t>CONTROL  /u01/app/oracle/oradata/orcl/control01.ctl</w:t>
             </w:r>
           </w:p>
           <w:p>
@@ -7680,7 +7680,7 @@
                 <w:color w:val="E6E6E6"/>
                 <w:sz w:val="19"/>
               </w:rPr>
-              <w:t>CONTROL  /u02/oradata/ORCL/control03.ctl</w:t>
+              <w:t>CONTROL  /u02/oradata/orcl/control03.ctl</w:t>
             </w:r>
           </w:p>
           <w:p>
@@ -7694,7 +7694,7 @@
                 <w:color w:val="E6E6E6"/>
                 <w:sz w:val="19"/>
               </w:rPr>
-              <w:t>DATAFILE /u01/app/oracle/oradata/ORCL/system01.dbf</w:t>
+              <w:t>DATAFILE /u01/app/oracle/oradata/orcl/system01.dbf</w:t>
             </w:r>
           </w:p>
           <w:p>
@@ -7708,7 +7708,7 @@
                 <w:color w:val="E6E6E6"/>
                 <w:sz w:val="19"/>
               </w:rPr>
-              <w:t>DATAFILE /u01/app/oracle/oradata/ORCL/users01.dbf</w:t>
+              <w:t>DATAFILE /u01/app/oracle/oradata/orcl/users01.dbf</w:t>
             </w:r>
           </w:p>
           <w:p>
@@ -7722,7 +7722,7 @@
                 <w:color w:val="E6E6E6"/>
                 <w:sz w:val="19"/>
               </w:rPr>
-              <w:t>REDO     /u01/app/oracle/oradata/ORCL/redo01.log</w:t>
+              <w:t>REDO     /u01/app/oracle/oradata/orcl/redo01.log</w:t>
             </w:r>
           </w:p>
           <w:p>
@@ -7736,7 +7736,7 @@
                 <w:color w:val="E6E6E6"/>
                 <w:sz w:val="19"/>
               </w:rPr>
-              <w:t>TEMPFILE /u01/app/oracle/oradata/ORCL/temp01.dbf</w:t>
+              <w:t>TEMPFILE /u01/app/oracle/oradata/orcl/temp01.dbf</w:t>
             </w:r>
           </w:p>
           <w:p>
@@ -8046,7 +8046,7 @@
                 <w:color w:val="E6E6E6"/>
                 <w:sz w:val="19"/>
               </w:rPr>
-              <w:t>SYS@orcl&gt; !rm -f /u01/app/oracle/oradata/ORCL/hist01.dbf</w:t>
+              <w:t>SYS@orcl&gt; !rm -f /u01/app/oracle/oradata/orcl/hist01.dbf</w:t>
             </w:r>
           </w:p>
           <w:p>
@@ -8060,7 +8060,7 @@
                 <w:color w:val="E6E6E6"/>
                 <w:sz w:val="19"/>
               </w:rPr>
-              <w:t>SYS@orcl&gt; !cp -p /home/oracle/backup/ch08/hist01.dbf /u01/app/oracle/oradata/ORCL/</w:t>
+              <w:t>SYS@orcl&gt; !cp -p /home/oracle/backup/ch08/hist01.dbf /u01/app/oracle/oradata/orcl/</w:t>
             </w:r>
           </w:p>
           <w:p>
